--- a/Центр инноваций/CPOD 18/ЛТ/Лист требований CPOD 18.docx
+++ b/Центр инноваций/CPOD 18/ЛТ/Лист требований CPOD 18.docx
@@ -1185,7 +1185,7 @@
           <w:lang w:eastAsia="ru-RU"/>
         </w:rPr>
         <w:lastRenderedPageBreak/>
-        <w:t>при заполненном типе организации показывать только контрагентов данного типа;</w:t>
+        <w:t>при заполненном типе организации показывать контрагентов данного типа, а также контрагентов с незаполненным типом;</w:t>
       </w:r>
     </w:p>
     <w:p>
@@ -1212,7 +1212,7 @@
         <w:rPr>
           <w:lang w:eastAsia="ru-RU"/>
         </w:rPr>
-        <w:t>Контрагентов с незаполненным типом организации разрешено выбирать в документы. Пустое значение типа одновременно в карточке контрагента и в документе считается согласованным. Если первый получатель исходящего документа не имеет типа организации, для последующего подбора применяется отбор по незаполненному типу.</w:t>
+        <w:t>Контрагентов с незаполненным типом организации разрешено выбирать в документы независимо от значения типа, указанного в документе. При установленном отборе такие контрагенты отображаются наряду с контрагентами выбранного типа. Сочетание заполненного типа в документе и незаполненного типа в карточке контрагента считается допустимым. Если тип не заполнен ни в документе, ни в карточке контрагента, значения также считаются согласованными.</w:t>
       </w:r>
     </w:p>
     <w:p>
@@ -1463,7 +1463,6 @@
         <w:rPr>
           <w:lang w:eastAsia="ru-RU"/>
         </w:rPr>
-        <w:lastRenderedPageBreak/>
         <w:t>2. Для работы с несколькими получателями пользователь нажимает на переключатель одиночного/множественного выбора контрагентов и переходит на отдельную вкладку «Получатель».</w:t>
       </w:r>
     </w:p>
@@ -1611,20 +1610,20 @@
         <w:rPr>
           <w:lang w:eastAsia="ru-RU"/>
         </w:rPr>
-        <w:t>2. При вводе значения с клавиатуры в поле «Организация-корреспондент» в выпадающем списке доступны только контрагенты, в карточке которых указан выбранный тип организации.</w:t>
-      </w:r>
-    </w:p>
-    <w:p>
-      <w:pPr>
-        <w:rPr>
-          <w:lang w:eastAsia="ru-RU"/>
-        </w:rPr>
-      </w:pPr>
-      <w:r>
-        <w:rPr>
-          <w:lang w:eastAsia="ru-RU"/>
-        </w:rPr>
-        <w:t>3. При открытии формы выбора (добавления) контрагента в ней также отображаются только контрагенты, соответствующие выбранному типу организации.</w:t>
+        <w:t>2. При вводе значения с клавиатуры в поле «Организация-корреспондент» в выпадающем списке доступны контрагенты выбранного типа и контрагенты с незаполненным типом организации.</w:t>
+      </w:r>
+    </w:p>
+    <w:p>
+      <w:pPr>
+        <w:rPr>
+          <w:lang w:eastAsia="ru-RU"/>
+        </w:rPr>
+      </w:pPr>
+      <w:r>
+        <w:rPr>
+          <w:lang w:eastAsia="ru-RU"/>
+        </w:rPr>
+        <w:t>3. При открытии формы выбора (добавления) контрагента в ней отображается тот же состав: контрагенты выбранного типа и контрагенты, в карточках которых тип организации не заполнен.</w:t>
       </w:r>
     </w:p>
     <w:p>
@@ -1650,7 +1649,7 @@
         <w:rPr>
           <w:lang w:eastAsia="ru-RU"/>
         </w:rPr>
-        <w:t>5. Система записывает выбранного корреспондента и сохраняет согласованное значение типа организации.</w:t>
+        <w:t>5. Система записывает выбранного корреспондента. Если у него тип организации не заполнен, ранее указанное в документе значение типа сохраняется без изменения; такое сочетание считается допустимым.</w:t>
       </w:r>
     </w:p>
     <w:p>
@@ -1782,21 +1781,20 @@
         <w:rPr>
           <w:lang w:eastAsia="ru-RU"/>
         </w:rPr>
-        <w:lastRenderedPageBreak/>
-        <w:t>3. При выборе нового типа организации система очищает ранее выбранного корреспондента, если он не соответствует новому типу.</w:t>
-      </w:r>
-    </w:p>
-    <w:p>
-      <w:pPr>
-        <w:rPr>
-          <w:lang w:eastAsia="ru-RU"/>
-        </w:rPr>
-      </w:pPr>
-      <w:r>
-        <w:rPr>
-          <w:lang w:eastAsia="ru-RU"/>
-        </w:rPr>
-        <w:t>4. После выбора нового типа пользователь выбирает корреспондента из списка, отфильтрованного по этому типу.</w:t>
+        <w:t>3. При выборе нового типа организации система очищает ранее выбранного корреспондента, если в его карточке заполнен иной тип. Корреспондент с незаполненным типом организации сохраняется, поскольку доступен при любом установленном отборе.</w:t>
+      </w:r>
+    </w:p>
+    <w:p>
+      <w:pPr>
+        <w:rPr>
+          <w:lang w:eastAsia="ru-RU"/>
+        </w:rPr>
+      </w:pPr>
+      <w:r>
+        <w:rPr>
+          <w:lang w:eastAsia="ru-RU"/>
+        </w:rPr>
+        <w:t>4. После выбора нового типа пользователь выбирает корреспондента из списка, содержащего контрагентов этого типа и контрагентов с незаполненным типом.</w:t>
       </w:r>
     </w:p>
     <w:p>
@@ -1822,7 +1820,7 @@
         <w:rPr>
           <w:lang w:eastAsia="ru-RU"/>
         </w:rPr>
-        <w:t>6. В документе не сохраняется сочетание типа и корреспондента, не соответствующих друг другу. Пустой тип одновременно в карточке контрагента и документе считается согласованным сочетанием.</w:t>
+        <w:t>6. В документе не сохраняется сочетание разных заполненных значений типа организации. Корреспондент с незаполненным типом может быть сохранён при любом значении типа в документе.</w:t>
       </w:r>
     </w:p>
     <w:p>
@@ -1928,7 +1926,7 @@
         <w:rPr>
           <w:lang w:eastAsia="ru-RU"/>
         </w:rPr>
-        <w:t>6. Для последующего подбора доступны только контрагенты с таким же типом.</w:t>
+        <w:t>6. При установленном отборе для последующего подбора доступны контрагенты выбранного типа и контрагенты с незаполненным типом организации. Если отбор не установлен, пользователю доступен полный список.</w:t>
       </w:r>
     </w:p>
     <w:p>
@@ -2059,7 +2057,6 @@
         <w:rPr>
           <w:lang w:eastAsia="ru-RU"/>
         </w:rPr>
-        <w:lastRenderedPageBreak/>
         <w:t>1. Пользователь выбирает значение в поле «Тип организации» исходящего документа.</w:t>
       </w:r>
     </w:p>
@@ -2073,20 +2070,20 @@
         <w:rPr>
           <w:lang w:eastAsia="ru-RU"/>
         </w:rPr>
-        <w:t>2. При вводе получателя с клавиатуры в выпадающем списке доступны только контрагенты, соответствующие типу организации, указанному в документе.</w:t>
-      </w:r>
-    </w:p>
-    <w:p>
-      <w:pPr>
-        <w:rPr>
-          <w:lang w:eastAsia="ru-RU"/>
-        </w:rPr>
-      </w:pPr>
-      <w:r>
-        <w:rPr>
-          <w:lang w:eastAsia="ru-RU"/>
-        </w:rPr>
-        <w:t>3. При открытии формы подбора по кнопке «Подобрать» в списке подбора доступны только контрагенты, соответствующие типу организации документа. Применённое значение отображается на форме в отдельном нередактируемом поле «Тип организации».</w:t>
+        <w:t>2. При вводе получателя с клавиатуры в выпадающем списке доступны контрагенты, соответствующие типу организации документа, а также контрагенты с незаполненным типом.</w:t>
+      </w:r>
+    </w:p>
+    <w:p>
+      <w:pPr>
+        <w:rPr>
+          <w:lang w:eastAsia="ru-RU"/>
+        </w:rPr>
+      </w:pPr>
+      <w:r>
+        <w:rPr>
+          <w:lang w:eastAsia="ru-RU"/>
+        </w:rPr>
+        <w:t>3. При открытии формы подбора по кнопке «Подобрать» применяется то же правило отбора. Выбранный тип отображается на форме в отдельном нередактируемом поле «Тип организации».</w:t>
       </w:r>
     </w:p>
     <w:p>
@@ -2179,10 +2176,10 @@
           <w:lang w:eastAsia="ru-RU"/>
         </w:rPr>
         <w:drawing>
-          <wp:inline distT="0" distB="0" distL="0" distR="0" wp14:anchorId="3C0B9CBE" wp14:editId="4560722D">
+          <wp:inline distT="0" distB="0" distL="0" distR="0" wp14:anchorId="11A8FB7E" wp14:editId="23077CAB">
             <wp:extent cx="5715000" cy="2847122"/>
             <wp:effectExtent l="0" t="0" r="0" b="0"/>
-            <wp:docPr id="1" name="Рисунок 1"/>
+            <wp:docPr id="5" name="Рисунок 5"/>
             <wp:cNvGraphicFramePr>
               <a:graphicFrameLocks xmlns:a="http://schemas.openxmlformats.org/drawingml/2006/main" noChangeAspect="1"/>
             </wp:cNvGraphicFramePr>
@@ -2190,7 +2187,7 @@
               <a:graphicData uri="http://schemas.openxmlformats.org/drawingml/2006/picture">
                 <pic:pic xmlns:pic="http://schemas.openxmlformats.org/drawingml/2006/picture">
                   <pic:nvPicPr>
-                    <pic:cNvPr id="1" name=""/>
+                    <pic:cNvPr id="5" name=""/>
                     <pic:cNvPicPr/>
                   </pic:nvPicPr>
                   <pic:blipFill>
@@ -2232,12 +2229,11 @@
           <w:noProof/>
           <w:lang w:eastAsia="ru-RU"/>
         </w:rPr>
-        <w:lastRenderedPageBreak/>
         <w:drawing>
-          <wp:inline distT="0" distB="0" distL="0" distR="0" wp14:anchorId="441B2BF4" wp14:editId="7788831A">
+          <wp:inline distT="0" distB="0" distL="0" distR="0" wp14:anchorId="6C70A819" wp14:editId="04B47E54">
             <wp:extent cx="5715000" cy="6225003"/>
             <wp:effectExtent l="0" t="0" r="0" b="4445"/>
-            <wp:docPr id="2" name="Рисунок 2"/>
+            <wp:docPr id="6" name="Рисунок 6"/>
             <wp:cNvGraphicFramePr>
               <a:graphicFrameLocks xmlns:a="http://schemas.openxmlformats.org/drawingml/2006/main" noChangeAspect="1"/>
             </wp:cNvGraphicFramePr>
@@ -2245,7 +2241,7 @@
               <a:graphicData uri="http://schemas.openxmlformats.org/drawingml/2006/picture">
                 <pic:pic xmlns:pic="http://schemas.openxmlformats.org/drawingml/2006/picture">
                   <pic:nvPicPr>
-                    <pic:cNvPr id="2" name=""/>
+                    <pic:cNvPr id="6" name=""/>
                     <pic:cNvPicPr/>
                   </pic:nvPicPr>
                   <pic:blipFill>
@@ -2392,7 +2388,6 @@
         <w:rPr>
           <w:lang w:eastAsia="ru-RU"/>
         </w:rPr>
-        <w:lastRenderedPageBreak/>
         <w:t>4. При удалении пользователем последней строки из ТЧ получателей поле «Тип организации» не очищается и сохраняет текущее значение.</w:t>
       </w:r>
     </w:p>
@@ -2658,7 +2653,7 @@
         <w:rPr>
           <w:lang w:eastAsia="ru-RU"/>
         </w:rPr>
-        <w:t>3. При заполненном типе ограничивать список корреспондентов контрагентами этого типа.</w:t>
+        <w:t>3. При заполненном типе ограничивать список корреспондентов контрагентами этого типа и контрагентами с незаполненным типом организации.</w:t>
       </w:r>
     </w:p>
     <w:p>
@@ -2684,34 +2679,46 @@
         <w:rPr>
           <w:lang w:eastAsia="ru-RU"/>
         </w:rPr>
-        <w:lastRenderedPageBreak/>
-        <w:t>5. После выбора корреспондента автоматически заполнять тип из его карточки. Если тип в карточке не заполнен, в документе оставлять поле пустым; пустые значения в карточке и документе считать согласованными.</w:t>
-      </w:r>
-    </w:p>
-    <w:p>
-      <w:pPr>
-        <w:rPr>
-          <w:lang w:eastAsia="ru-RU"/>
-        </w:rPr>
-      </w:pPr>
-      <w:r>
-        <w:rPr>
-          <w:lang w:eastAsia="ru-RU"/>
-        </w:rPr>
-        <w:t>6. При изменении типа, не соответствующего выбранному корреспонденту, очищать корреспондента.</w:t>
-      </w:r>
-    </w:p>
-    <w:p>
-      <w:pPr>
-        <w:rPr>
-          <w:lang w:eastAsia="ru-RU"/>
-        </w:rPr>
-      </w:pPr>
-      <w:r>
-        <w:rPr>
-          <w:lang w:eastAsia="ru-RU"/>
-        </w:rPr>
-        <w:t>7. Не допускать сохранения несогласованных значений типа и корреспондента.</w:t>
+        <w:t>5. Если тип в документе не указан, после выбора корреспондента автоматически заполнять его значением из карточки. Если в карточке тип не заполнен, поле документа оставлять пустым.</w:t>
+      </w:r>
+    </w:p>
+    <w:p>
+      <w:pPr>
+        <w:rPr>
+          <w:lang w:eastAsia="ru-RU"/>
+        </w:rPr>
+      </w:pPr>
+      <w:r>
+        <w:rPr>
+          <w:lang w:eastAsia="ru-RU"/>
+        </w:rPr>
+        <w:t>6. Если тип в документе указан заранее, при выборе корреспондента с незаполненным типом сохранять значение документа без изменения.</w:t>
+      </w:r>
+    </w:p>
+    <w:p>
+      <w:pPr>
+        <w:rPr>
+          <w:lang w:eastAsia="ru-RU"/>
+        </w:rPr>
+      </w:pPr>
+      <w:r>
+        <w:rPr>
+          <w:lang w:eastAsia="ru-RU"/>
+        </w:rPr>
+        <w:t>7. При изменении типа очищать корреспондента только в случае, когда в его карточке указан другой заполненный тип. Корреспондента с незаполненным типом не очищать.</w:t>
+      </w:r>
+    </w:p>
+    <w:p>
+      <w:pPr>
+        <w:rPr>
+          <w:lang w:eastAsia="ru-RU"/>
+        </w:rPr>
+      </w:pPr>
+      <w:r>
+        <w:rPr>
+          <w:lang w:eastAsia="ru-RU"/>
+        </w:rPr>
+        <w:t>8. Не допускать сохранения разных заполненных значений типа в документе и карточке корреспондента; незаполненный тип контрагента считать допустимым при любом типе документа.</w:t>
       </w:r>
     </w:p>
     <w:p>
@@ -2924,20 +2931,20 @@
         <w:rPr>
           <w:lang w:eastAsia="ru-RU"/>
         </w:rPr>
-        <w:t>11. Если тип документа не заполнен, при вводе получателя с клавиатуры показывать в выпадающем списке всех контрагентов. После выбора первого получателя автоматически заполнять тип организации документа значением из карточки контрагента. Если тип контрагента не заполнен, поле документа оставлять пустым, считать значения согласованными и ограничивать последующий выбор контрагентами с незаполненным типом.</w:t>
-      </w:r>
-    </w:p>
-    <w:p>
-      <w:pPr>
-        <w:rPr>
-          <w:lang w:eastAsia="ru-RU"/>
-        </w:rPr>
-      </w:pPr>
-      <w:r>
-        <w:rPr>
-          <w:lang w:eastAsia="ru-RU"/>
-        </w:rPr>
-        <w:t>12. Если тип документа заполнен, при вводе получателя с клавиатуры показывать только контрагентов соответствующего типа.</w:t>
+        <w:t>11. Если тип документа не заполнен, при вводе получателя с клавиатуры показывать в выпадающем списке всех контрагентов. После выбора первого получателя автоматически заполнять тип организации документа значением из карточки контрагента. Если тип контрагента не заполнен, поле документа оставлять пустым, считать значения согласованными и не устанавливать отбор для последующего выбора.</w:t>
+      </w:r>
+    </w:p>
+    <w:p>
+      <w:pPr>
+        <w:rPr>
+          <w:lang w:eastAsia="ru-RU"/>
+        </w:rPr>
+      </w:pPr>
+      <w:r>
+        <w:rPr>
+          <w:lang w:eastAsia="ru-RU"/>
+        </w:rPr>
+        <w:t>12. Если тип документа заполнен, при вводе получателя с клавиатуры показывать контрагентов соответствующего типа и контрагентов с незаполненным типом организации.</w:t>
       </w:r>
     </w:p>
     <w:p>
@@ -2963,7 +2970,7 @@
         <w:rPr>
           <w:lang w:eastAsia="ru-RU"/>
         </w:rPr>
-        <w:t>14. Все получатели документа должны соответствовать значению общего поля «Тип организации».</w:t>
+        <w:t>14. Получатели документа должны иметь тип, соответствующий значению общего поля «Тип организации», либо незаполненный тип организации.</w:t>
       </w:r>
     </w:p>
     <w:p>
@@ -3002,7 +3009,6 @@
         <w:rPr>
           <w:lang w:eastAsia="ru-RU"/>
         </w:rPr>
-        <w:lastRenderedPageBreak/>
         <w:t>17. Сохранить все используемые бизнес-данные и операции существующего блока или вкладки получателей.</w:t>
       </w:r>
     </w:p>
@@ -3082,7 +3088,7 @@
         <w:rPr>
           <w:lang w:eastAsia="ru-RU"/>
         </w:rPr>
-        <w:t>4. Если тип организации в документе указан, при открытии формы устанавливать отбор по этому типу и отображать только соответствующих контрагентов.</w:t>
+        <w:t>4. Если тип организации в документе указан, при открытии формы устанавливать отбор по этому типу и отображать соответствующих контрагентов вместе с контрагентами, у которых тип организации не заполнен.</w:t>
       </w:r>
     </w:p>
     <w:p>
@@ -3147,7 +3153,7 @@
         <w:rPr>
           <w:lang w:eastAsia="ru-RU"/>
         </w:rPr>
-        <w:t>9. После автоматической установки отбора разрешать последующий подбор только контрагентов данного типа.</w:t>
+        <w:t>9. После автоматической установки отбора разрешать последующий подбор контрагентов данного типа и контрагентов с незаполненным типом организации.</w:t>
       </w:r>
     </w:p>
     <w:p>
@@ -3238,7 +3244,6 @@
         <w:rPr>
           <w:lang w:eastAsia="ru-RU"/>
         </w:rPr>
-        <w:lastRenderedPageBreak/>
         <w:t>16. Разрешить повторно добавлять в нижнюю ТЧ одного контрагента как с другим, так и с тем же адресатом. При каждом добавлении создавать отдельную строку.</w:t>
       </w:r>
     </w:p>
@@ -3299,16 +3304,16 @@
           <w:lang w:eastAsia="ru-RU"/>
         </w:rPr>
         <w:drawing>
-          <wp:inline distT="0" distB="0" distL="0" distR="0" wp14:anchorId="5F2B64E2" wp14:editId="48332E7B">
+          <wp:inline distT="0" distB="0" distL="0" distR="0" wp14:anchorId="7BFE5629" wp14:editId="12426CCD">
             <wp:extent cx="285750" cy="247650"/>
             <wp:effectExtent l="0" t="0" r="0" b="0"/>
-            <wp:docPr id="3" name="Рисунок 3"/>
+            <wp:docPr id="7" name="Рисунок 7"/>
             <wp:cNvGraphicFramePr/>
             <a:graphic xmlns:a="http://schemas.openxmlformats.org/drawingml/2006/main">
               <a:graphicData uri="http://schemas.openxmlformats.org/drawingml/2006/picture">
                 <pic:pic xmlns:pic="http://schemas.openxmlformats.org/drawingml/2006/picture">
                   <pic:nvPicPr>
-                    <pic:cNvPr id="3" name=""/>
+                    <pic:cNvPr id="7" name=""/>
                     <pic:cNvPicPr/>
                   </pic:nvPicPr>
                   <pic:blipFill>
@@ -3538,7 +3543,6 @@
         <w:rPr>
           <w:lang w:eastAsia="ru-RU"/>
         </w:rPr>
-        <w:lastRenderedPageBreak/>
         <w:t>2. После переноса получателей на основную вкладку должны сохраняться все используемые реквизиты существующих получателей.</w:t>
       </w:r>
     </w:p>
@@ -3745,7 +3749,7 @@
         <w:rPr>
           <w:lang w:eastAsia="ru-RU"/>
         </w:rPr>
-        <w:t>При заполненном типе список корреспондентов содержит только контрагентов данного типа.</w:t>
+        <w:t>При заполненном типе список корреспондентов содержит контрагентов данного типа и контрагентов с незаполненным типом организации.</w:t>
       </w:r>
     </w:p>
     <w:p>
@@ -3759,7 +3763,7 @@
         <w:rPr>
           <w:lang w:eastAsia="ru-RU"/>
         </w:rPr>
-        <w:t>При вводе корреспондента с клавиатуры выпадающий список содержит только контрагентов выбранного типа.</w:t>
+        <w:t>При вводе корреспондента с клавиатуры выпадающий список формируется по тому же правилу.</w:t>
       </w:r>
     </w:p>
     <w:p>
@@ -3773,7 +3777,7 @@
         <w:rPr>
           <w:lang w:eastAsia="ru-RU"/>
         </w:rPr>
-        <w:t>При открытии формы выбора (добавления) контрагента в ней отображаются только контрагенты выбранного типа.</w:t>
+        <w:t>При открытии формы выбора (добавления) контрагента в ней отображаются контрагенты выбранного типа и контрагенты, у которых тип организации не заполнен.</w:t>
       </w:r>
     </w:p>
     <w:p>
@@ -3829,7 +3833,7 @@
         <w:rPr>
           <w:lang w:eastAsia="ru-RU"/>
         </w:rPr>
-        <w:t>После выбора корреспондента его тип автоматически заполняется в документе.</w:t>
+        <w:t>Если тип документа не указан, после выбора корреспондента он автоматически заполняется значением из карточки.</w:t>
       </w:r>
     </w:p>
     <w:p>
@@ -3843,7 +3847,7 @@
         <w:rPr>
           <w:lang w:eastAsia="ru-RU"/>
         </w:rPr>
-        <w:t>Если в карточке выбранного корреспондента тип организации не заполнен, поле «Тип организации» в документе остаётся пустым; такое сочетание считается согласованным и не препятствует работе с документом.</w:t>
+        <w:t>Если тип документа указан, выбор корреспондента с незаполненным типом не изменяет значение документа и считается допустимым.</w:t>
       </w:r>
     </w:p>
     <w:p>
@@ -3857,7 +3861,7 @@
         <w:rPr>
           <w:lang w:eastAsia="ru-RU"/>
         </w:rPr>
-        <w:t>При изменении типа на не соответствующий выбранной организации поле корреспондента очищается.</w:t>
+        <w:t>При изменении типа поле корреспондента очищается только тогда, когда в его карточке указан другой заполненный тип.</w:t>
       </w:r>
     </w:p>
     <w:p>
@@ -3871,7 +3875,7 @@
         <w:rPr>
           <w:lang w:eastAsia="ru-RU"/>
         </w:rPr>
-        <w:t>Документ не сохраняется с несогласованными значениями типа и корреспондента.</w:t>
+        <w:t>Документ не сохраняется с разными заполненными значениями типа документа и типа корреспондента.</w:t>
       </w:r>
     </w:p>
     <w:p>
@@ -3899,7 +3903,6 @@
         <w:rPr>
           <w:lang w:eastAsia="ru-RU"/>
         </w:rPr>
-        <w:lastRenderedPageBreak/>
         <w:t>Пользователь видит получателей в ТЧ на вкладке «Реквизиты».</w:t>
       </w:r>
     </w:p>
@@ -3998,7 +4001,7 @@
         <w:rPr>
           <w:lang w:eastAsia="ru-RU"/>
         </w:rPr>
-        <w:t>Все получатели исходящего документа соответствуют типу организации, указанному в документе.</w:t>
+        <w:t>Получатели исходящего документа соответствуют типу организации, указанному в документе, либо имеют незаполненный тип.</w:t>
       </w:r>
     </w:p>
     <w:p>
@@ -4026,7 +4029,7 @@
         <w:rPr>
           <w:lang w:eastAsia="ru-RU"/>
         </w:rPr>
-        <w:t>При заполненном типе документа выпадающий список содержит только контрагентов соответствующего типа.</w:t>
+        <w:t>При заполненном типе документа выпадающий список содержит контрагентов соответствующего типа и контрагентов с незаполненным типом организации.</w:t>
       </w:r>
     </w:p>
     <w:p>
@@ -4250,7 +4253,7 @@
         <w:rPr>
           <w:lang w:eastAsia="ru-RU"/>
         </w:rPr>
-        <w:t>Если у первого добавленного контрагента тип организации не заполнен, поле «Тип организации» документа остаётся пустым, а дальнейший подбор ограничивается контрагентами с незаполненным типом.</w:t>
+        <w:t>Если у первого добавленного контрагента тип организации не заполнен, поле «Тип организации» документа остаётся пустым, отбор не устанавливается и для дальнейшего подбора доступны все контрагенты.</w:t>
       </w:r>
     </w:p>
     <w:p>
@@ -4264,7 +4267,7 @@
         <w:rPr>
           <w:lang w:eastAsia="ru-RU"/>
         </w:rPr>
-        <w:t>Остальные контрагенты подбираются только с установленным отбором по этому типу.</w:t>
+        <w:t>При установленном отборе для дальнейшего подбора доступны контрагенты выбранного типа и контрагенты с незаполненным типом организации.</w:t>
       </w:r>
     </w:p>
     <w:p>
@@ -4306,7 +4309,7 @@
         <w:rPr>
           <w:lang w:eastAsia="ru-RU"/>
         </w:rPr>
-        <w:t>Если тип документа указан заранее, в форме доступны только контрагенты данного типа.</w:t>
+        <w:t>Если тип документа указан заранее, в форме доступны контрагенты данного типа и контрагенты с незаполненным типом организации.</w:t>
       </w:r>
     </w:p>
     <w:p>
@@ -4362,7 +4365,6 @@
         <w:rPr>
           <w:lang w:eastAsia="ru-RU"/>
         </w:rPr>
-        <w:lastRenderedPageBreak/>
         <w:t>По кнопке «Выбрать» или двойным щелчком в любой из верхних ТЧ в ТЧ «Подобранные контрагенты» переносится пара из выделенного контрагента и выделенного адресата; активное позиционирование может находиться в любой из верхних ТЧ.</w:t>
       </w:r>
     </w:p>
@@ -4469,16 +4471,16 @@
           <w:lang w:eastAsia="ru-RU"/>
         </w:rPr>
         <w:drawing>
-          <wp:inline distT="0" distB="0" distL="0" distR="0" wp14:anchorId="02452D53" wp14:editId="1B610568">
+          <wp:inline distT="0" distB="0" distL="0" distR="0" wp14:anchorId="4665C697" wp14:editId="5BD06245">
             <wp:extent cx="285750" cy="247650"/>
             <wp:effectExtent l="0" t="0" r="0" b="0"/>
-            <wp:docPr id="4" name="Рисунок 4"/>
+            <wp:docPr id="8" name="Рисунок 8"/>
             <wp:cNvGraphicFramePr/>
             <a:graphic xmlns:a="http://schemas.openxmlformats.org/drawingml/2006/main">
               <a:graphicData uri="http://schemas.openxmlformats.org/drawingml/2006/picture">
                 <pic:pic xmlns:pic="http://schemas.openxmlformats.org/drawingml/2006/picture">
                   <pic:nvPicPr>
-                    <pic:cNvPr id="4" name=""/>
+                    <pic:cNvPr id="8" name=""/>
                     <pic:cNvPicPr/>
                   </pic:nvPicPr>
                   <pic:blipFill>
@@ -4722,14 +4724,16 @@
         <w:rPr>
           <w:lang w:eastAsia="ru-RU"/>
         </w:rPr>
-        <w:t>Печатные формы, отчёты, маршруты согласования, обмены и интеграции, входящие в область влияния изменённых реквизитов, проверены и работают корректно</w:t>
-      </w:r>
-      <w:r>
-        <w:rPr>
-          <w:lang w:eastAsia="ru-RU"/>
-        </w:rPr>
-        <w:t>.</w:t>
-      </w:r>
+        <w:t>Печатные формы, отчёты, маршруты согласования, обмены и интеграции, входящие в область влияния изменённых реквизитов, проверены и работают корректно.</w:t>
+      </w:r>
+    </w:p>
+    <w:p>
+      <w:pPr>
+        <w:pStyle w:val="a"/>
+        <w:rPr>
+          <w:lang w:eastAsia="ru-RU"/>
+        </w:rPr>
+      </w:pPr>
     </w:p>
     <w:sectPr>
       <w:headerReference w:type="default" r:id="rId10"/>
@@ -4832,21 +4836,11 @@
               <w:r>
                 <w:t xml:space="preserve"> из </w:t>
               </w:r>
-              <w:r>
-                <w:fldChar w:fldCharType="begin"/>
-              </w:r>
-              <w:r>
-                <w:instrText xml:space="preserve"> NUMPAGES   \* MERGEFORMAT </w:instrText>
-              </w:r>
-              <w:r>
-                <w:fldChar w:fldCharType="separate"/>
-              </w:r>
-              <w:r>
-                <w:t>10</w:t>
-              </w:r>
-              <w:r>
-                <w:fldChar w:fldCharType="end"/>
-              </w:r>
+              <w:fldSimple w:instr=" NUMPAGES   \* MERGEFORMAT ">
+                <w:r>
+                  <w:t>10</w:t>
+                </w:r>
+              </w:fldSimple>
             </w:p>
           </w:tc>
         </w:tr>
